--- a/Docs/CodeReview/INDEPENDENT-AUDIT-2026-04.docx
+++ b/Docs/CodeReview/INDEPENDENT-AUDIT-2026-04.docx
@@ -750,6 +750,99 @@
           </w:p>
         </w:tc>
       </w:tr>
+      <w:tr>
+        <w:tc>
+          <w:tcPr>
+            <w:tcW w:type="dxa" w:w="4200"/>
+            <w:tcBorders>
+              <w:top w:val="single" w:color="CCCCCC" w:sz="1"/>
+              <w:left w:val="single" w:color="CCCCCC" w:sz="1"/>
+              <w:bottom w:val="single" w:color="CCCCCC" w:sz="1"/>
+              <w:right w:val="single" w:color="CCCCCC" w:sz="1"/>
+            </w:tcBorders>
+            <w:tcMar>
+              <w:top w:type="dxa" w:w="80"/>
+              <w:left w:type="dxa" w:w="120"/>
+              <w:bottom w:type="dxa" w:w="80"/>
+              <w:right w:type="dxa" w:w="120"/>
+            </w:tcMar>
+          </w:tcPr>
+          <w:p>
+            <w:r>
+              <w:rPr>
+                <w:rFonts w:ascii="Arial" w:cs="Arial" w:eastAsia="Arial" w:hAnsi="Arial"/>
+                <w:color w:val="333333"/>
+                <w:sz w:val="22"/>
+                <w:szCs w:val="22"/>
+              </w:rPr>
+              <w:t xml:space="preserve">Documentation</w:t>
+            </w:r>
+          </w:p>
+        </w:tc>
+        <w:tc>
+          <w:tcPr>
+            <w:tcW w:type="dxa" w:w="1800"/>
+            <w:tcBorders>
+              <w:top w:val="single" w:color="CCCCCC" w:sz="1"/>
+              <w:left w:val="single" w:color="CCCCCC" w:sz="1"/>
+              <w:bottom w:val="single" w:color="CCCCCC" w:sz="1"/>
+              <w:right w:val="single" w:color="CCCCCC" w:sz="1"/>
+            </w:tcBorders>
+            <w:shd w:fill="2E7D32" w:val="clear"/>
+            <w:tcMar>
+              <w:top w:type="dxa" w:w="80"/>
+              <w:left w:type="dxa" w:w="120"/>
+              <w:bottom w:type="dxa" w:w="80"/>
+              <w:right w:type="dxa" w:w="120"/>
+            </w:tcMar>
+            <w:vAlign w:val="center"/>
+          </w:tcPr>
+          <w:p>
+            <w:pPr>
+              <w:jc w:val="center"/>
+            </w:pPr>
+            <w:r>
+              <w:rPr>
+                <w:rFonts w:ascii="Arial" w:cs="Arial" w:eastAsia="Arial" w:hAnsi="Arial"/>
+                <w:b/>
+                <w:bCs/>
+                <w:color w:val="FFFFFF"/>
+                <w:sz w:val="24"/>
+                <w:szCs w:val="24"/>
+              </w:rPr>
+              <w:t xml:space="preserve">A</w:t>
+            </w:r>
+          </w:p>
+        </w:tc>
+        <w:tc>
+          <w:tcPr>
+            <w:tcW w:type="dxa" w:w="3360"/>
+            <w:tcBorders>
+              <w:top w:val="single" w:color="CCCCCC" w:sz="1"/>
+              <w:left w:val="single" w:color="CCCCCC" w:sz="1"/>
+              <w:bottom w:val="single" w:color="CCCCCC" w:sz="1"/>
+              <w:right w:val="single" w:color="CCCCCC" w:sz="1"/>
+            </w:tcBorders>
+            <w:tcMar>
+              <w:top w:type="dxa" w:w="80"/>
+              <w:left w:type="dxa" w:w="120"/>
+              <w:bottom w:type="dxa" w:w="80"/>
+              <w:right w:type="dxa" w:w="120"/>
+            </w:tcMar>
+          </w:tcPr>
+          <w:p>
+            <w:r>
+              <w:rPr>
+                <w:rFonts w:ascii="Arial" w:cs="Arial" w:eastAsia="Arial" w:hAnsi="Arial"/>
+                <w:color w:val="333333"/>
+                <w:sz w:val="22"/>
+                <w:szCs w:val="22"/>
+              </w:rPr>
+              <w:t xml:space="preserve">8 dedicated pages + release history; ships with app</w:t>
+            </w:r>
+          </w:p>
+        </w:tc>
+      </w:tr>
     </w:tbl>
     <w:p>
       <w:pPr>
@@ -1542,7 +1635,306 @@
           <w:sz w:val="32"/>
           <w:szCs w:val="32"/>
         </w:rPr>
-        <w:t xml:space="preserve">4. Areas for Improvement</w:t>
+        <w:t xml:space="preserve">4. Documentation</w:t>
+      </w:r>
+    </w:p>
+    <w:p>
+      <w:pPr>
+        <w:spacing w:after="160"/>
+      </w:pPr>
+      <w:r>
+        <w:rPr>
+          <w:rFonts w:ascii="Arial" w:cs="Arial" w:eastAsia="Arial" w:hAnsi="Arial"/>
+          <w:color w:val="333333"/>
+          <w:sz w:val="22"/>
+          <w:szCs w:val="22"/>
+        </w:rPr>
+        <w:t xml:space="preserve">The project includes a comprehensive documentation suite of eight dedicated HTML pages plus a full release history, all shipping with the application itself:</w:t>
+      </w:r>
+    </w:p>
+    <w:p>
+      <w:pPr>
+        <w:pStyle w:val="ListParagraph"/>
+        <w:numPr>
+          <w:ilvl w:val="0"/>
+          <w:numId w:val="2"/>
+        </w:numPr>
+        <w:spacing w:after="80"/>
+      </w:pPr>
+      <w:r>
+        <w:rPr>
+          <w:rFonts w:ascii="Arial" w:cs="Arial" w:eastAsia="Arial" w:hAnsi="Arial"/>
+          <w:b/>
+          <w:bCs/>
+          <w:color w:val="333333"/>
+          <w:sz w:val="22"/>
+          <w:szCs w:val="22"/>
+        </w:rPr>
+        <w:t xml:space="preserve">privacy.html</w:t>
+      </w:r>
+      <w:r>
+        <w:rPr>
+          <w:rFonts w:ascii="Arial" w:cs="Arial" w:eastAsia="Arial" w:hAnsi="Arial"/>
+          <w:color w:val="333333"/>
+          <w:sz w:val="22"/>
+          <w:szCs w:val="22"/>
+        </w:rPr>
+        <w:t xml:space="preserve"> — Privacy-by-architecture model, security headers, localStorage mechanics, FAQ</w:t>
+      </w:r>
+    </w:p>
+    <w:p>
+      <w:pPr>
+        <w:pStyle w:val="ListParagraph"/>
+        <w:numPr>
+          <w:ilvl w:val="0"/>
+          <w:numId w:val="2"/>
+        </w:numPr>
+        <w:spacing w:after="80"/>
+      </w:pPr>
+      <w:r>
+        <w:rPr>
+          <w:rFonts w:ascii="Arial" w:cs="Arial" w:eastAsia="Arial" w:hAnsi="Arial"/>
+          <w:b/>
+          <w:bCs/>
+          <w:color w:val="333333"/>
+          <w:sz w:val="22"/>
+          <w:szCs w:val="22"/>
+        </w:rPr>
+        <w:t xml:space="preserve">architecture.html</w:t>
+      </w:r>
+      <w:r>
+        <w:rPr>
+          <w:rFonts w:ascii="Arial" w:cs="Arial" w:eastAsia="Arial" w:hAnsi="Arial"/>
+          <w:color w:val="333333"/>
+          <w:sz w:val="22"/>
+          <w:szCs w:val="22"/>
+        </w:rPr>
+        <w:t xml:space="preserve"> — System architecture and design principles</w:t>
+      </w:r>
+    </w:p>
+    <w:p>
+      <w:pPr>
+        <w:pStyle w:val="ListParagraph"/>
+        <w:numPr>
+          <w:ilvl w:val="0"/>
+          <w:numId w:val="2"/>
+        </w:numPr>
+        <w:spacing w:after="80"/>
+      </w:pPr>
+      <w:r>
+        <w:rPr>
+          <w:rFonts w:ascii="Arial" w:cs="Arial" w:eastAsia="Arial" w:hAnsi="Arial"/>
+          <w:b/>
+          <w:bCs/>
+          <w:color w:val="333333"/>
+          <w:sz w:val="22"/>
+          <w:szCs w:val="22"/>
+        </w:rPr>
+        <w:t xml:space="preserve">qr-protocol.html</w:t>
+      </w:r>
+      <w:r>
+        <w:rPr>
+          <w:rFonts w:ascii="Arial" w:cs="Arial" w:eastAsia="Arial" w:hAnsi="Arial"/>
+          <w:color w:val="333333"/>
+          <w:sz w:val="22"/>
+          <w:szCs w:val="22"/>
+        </w:rPr>
+        <w:t xml:space="preserve"> — Full QR communication protocol specification: message schemas, score encoding, CRC-32 rationale, replay protection, TM-side validation, size analysis</w:t>
+      </w:r>
+    </w:p>
+    <w:p>
+      <w:pPr>
+        <w:pStyle w:val="ListParagraph"/>
+        <w:numPr>
+          <w:ilvl w:val="0"/>
+          <w:numId w:val="2"/>
+        </w:numPr>
+        <w:spacing w:after="80"/>
+      </w:pPr>
+      <w:r>
+        <w:rPr>
+          <w:rFonts w:ascii="Arial" w:cs="Arial" w:eastAsia="Arial" w:hAnsi="Arial"/>
+          <w:b/>
+          <w:bCs/>
+          <w:color w:val="333333"/>
+          <w:sz w:val="22"/>
+          <w:szCs w:val="22"/>
+        </w:rPr>
+        <w:t xml:space="preserve">rest-api.html</w:t>
+      </w:r>
+      <w:r>
+        <w:rPr>
+          <w:rFonts w:ascii="Arial" w:cs="Arial" w:eastAsia="Arial" w:hAnsi="Arial"/>
+          <w:color w:val="333333"/>
+          <w:sz w:val="22"/>
+          <w:szCs w:val="22"/>
+        </w:rPr>
+        <w:t xml:space="preserve"> — REST API endpoint reference</w:t>
+      </w:r>
+    </w:p>
+    <w:p>
+      <w:pPr>
+        <w:pStyle w:val="ListParagraph"/>
+        <w:numPr>
+          <w:ilvl w:val="0"/>
+          <w:numId w:val="2"/>
+        </w:numPr>
+        <w:spacing w:after="80"/>
+      </w:pPr>
+      <w:r>
+        <w:rPr>
+          <w:rFonts w:ascii="Arial" w:cs="Arial" w:eastAsia="Arial" w:hAnsi="Arial"/>
+          <w:b/>
+          <w:bCs/>
+          <w:color w:val="333333"/>
+          <w:sz w:val="22"/>
+          <w:szCs w:val="22"/>
+        </w:rPr>
+        <w:t xml:space="preserve">docker-quickstart.html</w:t>
+      </w:r>
+      <w:r>
+        <w:rPr>
+          <w:rFonts w:ascii="Arial" w:cs="Arial" w:eastAsia="Arial" w:hAnsi="Arial"/>
+          <w:color w:val="333333"/>
+          <w:sz w:val="22"/>
+          <w:szCs w:val="22"/>
+        </w:rPr>
+        <w:t xml:space="preserve"> — Three copy-paste-ready Docker Compose configurations (Mac/Windows, Linux with mDNS, reverse proxy) with environment variables, security guidance, and troubleshooting</w:t>
+      </w:r>
+    </w:p>
+    <w:p>
+      <w:pPr>
+        <w:pStyle w:val="ListParagraph"/>
+        <w:numPr>
+          <w:ilvl w:val="0"/>
+          <w:numId w:val="2"/>
+        </w:numPr>
+        <w:spacing w:after="80"/>
+      </w:pPr>
+      <w:r>
+        <w:rPr>
+          <w:rFonts w:ascii="Arial" w:cs="Arial" w:eastAsia="Arial" w:hAnsi="Arial"/>
+          <w:b/>
+          <w:bCs/>
+          <w:color w:val="333333"/>
+          <w:sz w:val="22"/>
+          <w:szCs w:val="22"/>
+        </w:rPr>
+        <w:t xml:space="preserve">userguide.html</w:t>
+      </w:r>
+      <w:r>
+        <w:rPr>
+          <w:rFonts w:ascii="Arial" w:cs="Arial" w:eastAsia="Arial" w:hAnsi="Arial"/>
+          <w:color w:val="333333"/>
+          <w:sz w:val="22"/>
+          <w:szCs w:val="22"/>
+        </w:rPr>
+        <w:t xml:space="preserve"> — End-user guide for tournament operation</w:t>
+      </w:r>
+    </w:p>
+    <w:p>
+      <w:pPr>
+        <w:pStyle w:val="ListParagraph"/>
+        <w:numPr>
+          <w:ilvl w:val="0"/>
+          <w:numId w:val="2"/>
+        </w:numPr>
+        <w:spacing w:after="80"/>
+      </w:pPr>
+      <w:r>
+        <w:rPr>
+          <w:rFonts w:ascii="Arial" w:cs="Arial" w:eastAsia="Arial" w:hAnsi="Arial"/>
+          <w:b/>
+          <w:bCs/>
+          <w:color w:val="333333"/>
+          <w:sz w:val="22"/>
+          <w:szCs w:val="22"/>
+        </w:rPr>
+        <w:t xml:space="preserve">design-system.html</w:t>
+      </w:r>
+      <w:r>
+        <w:rPr>
+          <w:rFonts w:ascii="Arial" w:cs="Arial" w:eastAsia="Arial" w:hAnsi="Arial"/>
+          <w:color w:val="333333"/>
+          <w:sz w:val="22"/>
+          <w:szCs w:val="22"/>
+        </w:rPr>
+        <w:t xml:space="preserve"> — Visual design reference</w:t>
+      </w:r>
+    </w:p>
+    <w:p>
+      <w:pPr>
+        <w:pStyle w:val="ListParagraph"/>
+        <w:numPr>
+          <w:ilvl w:val="0"/>
+          <w:numId w:val="2"/>
+        </w:numPr>
+        <w:spacing w:after="80"/>
+      </w:pPr>
+      <w:r>
+        <w:rPr>
+          <w:rFonts w:ascii="Arial" w:cs="Arial" w:eastAsia="Arial" w:hAnsi="Arial"/>
+          <w:b/>
+          <w:bCs/>
+          <w:color w:val="333333"/>
+          <w:sz w:val="22"/>
+          <w:szCs w:val="22"/>
+        </w:rPr>
+        <w:t xml:space="preserve">releases/</w:t>
+      </w:r>
+      <w:r>
+        <w:rPr>
+          <w:rFonts w:ascii="Arial" w:cs="Arial" w:eastAsia="Arial" w:hAnsi="Arial"/>
+          <w:color w:val="333333"/>
+          <w:sz w:val="22"/>
+          <w:szCs w:val="22"/>
+        </w:rPr>
+        <w:t xml:space="preserve"> — Individual release notes for every version, documenting changes, rationale, and migration guidance</w:t>
+      </w:r>
+    </w:p>
+    <w:p>
+      <w:pPr>
+        <w:spacing w:after="160"/>
+      </w:pPr>
+      <w:r>
+        <w:rPr>
+          <w:rFonts w:ascii="Arial" w:cs="Arial" w:eastAsia="Arial" w:hAnsi="Arial"/>
+          <w:color w:val="333333"/>
+          <w:sz w:val="22"/>
+          <w:szCs w:val="22"/>
+        </w:rPr>
+        <w:t xml:space="preserve">Each document serves a distinct audience without overlap: operators get the user guide and Docker quickstart, developers get the architecture and protocol specs, and privacy-conscious users get a thorough explanation of the data model. The documentation is not an afterthought — it directly informed this audit, and several initial findings were corrected by design rationale the author had already documented.</w:t>
+      </w:r>
+    </w:p>
+    <w:p>
+      <w:pPr>
+        <w:spacing w:after="160"/>
+      </w:pPr>
+      <w:r>
+        <w:rPr>
+          <w:rFonts w:ascii="Arial" w:cs="Arial" w:eastAsia="Arial" w:hAnsi="Arial"/>
+          <w:color w:val="333333"/>
+          <w:sz w:val="22"/>
+          <w:szCs w:val="22"/>
+        </w:rPr>
+        <w:t xml:space="preserve">Notably, the documentation is HTML — consistent with the offline-first philosophy. It ships with the application, requires no external platform, and cannot go stale in a separate wiki. For a single-developer project, this level of documentation is exceptional.</w:t>
+      </w:r>
+    </w:p>
+    <w:p>
+      <w:pPr>
+        <w:pStyle w:val="Heading1"/>
+        <w:spacing w:after="200" w:before="360"/>
+      </w:pPr>
+      <w:r>
+        <w:rPr>
+          <w:rFonts w:ascii="Arial" w:cs="Arial" w:eastAsia="Arial" w:hAnsi="Arial"/>
+          <w:b/>
+          <w:bCs/>
+          <w:color w:val="2E75B6"/>
+          <w:sz w:val="32"/>
+          <w:szCs w:val="32"/>
+        </w:rPr>
+        <w:t xml:space="preserve">5. Areas for Improvement</w:t>
       </w:r>
     </w:p>
     <w:p>
@@ -1559,7 +1951,7 @@
           <w:sz w:val="28"/>
           <w:szCs w:val="28"/>
         </w:rPr>
-        <w:t xml:space="preserve">4.1 Automated Testing (Priority: High)</w:t>
+        <w:t xml:space="preserve">5.1 Automated Testing (Priority: High)</w:t>
       </w:r>
     </w:p>
     <w:p>
@@ -1590,7 +1982,7 @@
           <w:sz w:val="28"/>
           <w:szCs w:val="28"/>
         </w:rPr>
-        <w:t xml:space="preserve">4.2 File Size Management (Priority: Medium)</w:t>
+        <w:t xml:space="preserve">5.2 File Size Management (Priority: Medium)</w:t>
       </w:r>
     </w:p>
     <w:p>
@@ -1621,7 +2013,7 @@
           <w:sz w:val="28"/>
           <w:szCs w:val="28"/>
         </w:rPr>
-        <w:t xml:space="preserve">4.3 textContent Adoption (Priority: Low)</w:t>
+        <w:t xml:space="preserve">5.3 textContent Adoption (Priority: Low)</w:t>
       </w:r>
     </w:p>
     <w:p>
@@ -1652,7 +2044,7 @@
           <w:sz w:val="28"/>
           <w:szCs w:val="28"/>
         </w:rPr>
-        <w:t xml:space="preserve">4.4 Magic Numbers in Rendering (Priority: Low)</w:t>
+        <w:t xml:space="preserve">5.4 Magic Numbers in Rendering (Priority: Low)</w:t>
       </w:r>
     </w:p>
     <w:p>
@@ -1683,7 +2075,7 @@
           <w:sz w:val="32"/>
           <w:szCs w:val="32"/>
         </w:rPr>
-        <w:t xml:space="preserve">5. Audit Corrections and Clarifications</w:t>
+        <w:t xml:space="preserve">6. Audit Corrections and Clarifications</w:t>
       </w:r>
     </w:p>
     <w:p>
@@ -1716,7 +2108,7 @@
           <w:sz w:val="28"/>
           <w:szCs w:val="28"/>
         </w:rPr>
-        <w:t xml:space="preserve">5.1 XSS Severity (First Revision)</w:t>
+        <w:t xml:space="preserve">6.1 XSS Severity (First Revision)</w:t>
       </w:r>
     </w:p>
     <w:p>
@@ -1747,7 +2139,7 @@
           <w:sz w:val="28"/>
           <w:szCs w:val="28"/>
         </w:rPr>
-        <w:t xml:space="preserve">5.2 REST API and CORS (Second Revision)</w:t>
+        <w:t xml:space="preserve">6.2 REST API and CORS (Second Revision)</w:t>
       </w:r>
     </w:p>
     <w:p>
@@ -1778,7 +2170,7 @@
           <w:sz w:val="28"/>
           <w:szCs w:val="28"/>
         </w:rPr>
-        <w:t xml:space="preserve">5.3 CRC-32 Strength (Second Revision)</w:t>
+        <w:t xml:space="preserve">6.3 CRC-32 Strength (Second Revision)</w:t>
       </w:r>
     </w:p>
     <w:p>
@@ -1809,7 +2201,7 @@
           <w:sz w:val="28"/>
           <w:szCs w:val="28"/>
         </w:rPr>
-        <w:t xml:space="preserve">5.4 Global Mutable State (Second Revision)</w:t>
+        <w:t xml:space="preserve">6.4 Global Mutable State (Second Revision)</w:t>
       </w:r>
     </w:p>
     <w:p>
@@ -1840,7 +2232,7 @@
           <w:sz w:val="28"/>
           <w:szCs w:val="28"/>
         </w:rPr>
-        <w:t xml:space="preserve">5.5 Duplicated Ranking Logic (Second Revision)</w:t>
+        <w:t xml:space="preserve">6.5 Duplicated Ranking Logic (Second Revision)</w:t>
       </w:r>
     </w:p>
     <w:p>
@@ -1871,7 +2263,7 @@
           <w:sz w:val="28"/>
           <w:szCs w:val="28"/>
         </w:rPr>
-        <w:t xml:space="preserve">5.6 Inline Styles in JavaScript (Second Revision)</w:t>
+        <w:t xml:space="preserve">6.6 Inline Styles in JavaScript (Second Revision)</w:t>
       </w:r>
     </w:p>
     <w:p>
@@ -1902,7 +2294,7 @@
           <w:sz w:val="28"/>
           <w:szCs w:val="28"/>
         </w:rPr>
-        <w:t xml:space="preserve">5.7 SecurityHeaders.com Validation (Second Revision)</w:t>
+        <w:t xml:space="preserve">6.7 SecurityHeaders.com Validation (Second Revision)</w:t>
       </w:r>
     </w:p>
     <w:p>
@@ -1933,7 +2325,7 @@
           <w:sz w:val="32"/>
           <w:szCs w:val="32"/>
         </w:rPr>
-        <w:t xml:space="preserve">6. Conclusion</w:t>
+        <w:t xml:space="preserve">7. Conclusion</w:t>
       </w:r>
     </w:p>
     <w:p>
@@ -1975,7 +2367,7 @@
           <w:sz w:val="22"/>
           <w:szCs w:val="22"/>
         </w:rPr>
-        <w:t xml:space="preserve">Several initial findings were corrected after discussion with the author, who provided documentation (privacy.html, qr-protocol.html, v4.2.13 release notes) that demonstrated deliberate design intent behind choices the audit had flagged as concerns. These corrections are documented transparently in section 5. The revised assessment reflects a more accurate understanding of the application’s design philosophy.</w:t>
+        <w:t xml:space="preserve">Several initial findings were corrected after discussion with the author, who provided documentation (privacy.html, qr-protocol.html, v4.2.13 release notes) that demonstrated deliberate design intent behind choices the audit had flagged as concerns. These corrections are documented transparently in section 6. The revised assessment reflects a more accurate understanding of the application’s design philosophy.</w:t>
       </w:r>
     </w:p>
     <w:sectPr>
